--- a/ОтчетЛаб1.docx
+++ b/ОтчетЛаб1.docx
@@ -400,8 +400,6 @@
         </w:rPr>
         <w:t>1</w:t>
       </w:r>
-      <w:bookmarkStart w:id="0" w:name="_GoBack"/>
-      <w:bookmarkEnd w:id="0"/>
     </w:p>
     <w:p>
       <w:pPr>
@@ -1327,6 +1325,258 @@
     </w:p>
     <w:p>
       <w:pPr>
+        <w:pStyle w:val="Default"/>
+        <w:rPr>
+          <w:b/>
+          <w:bCs/>
+          <w:sz w:val="28"/>
+          <w:szCs w:val="28"/>
+        </w:rPr>
+      </w:pPr>
+      <w:r>
+        <w:rPr>
+          <w:b/>
+          <w:bCs/>
+          <w:sz w:val="28"/>
+          <w:szCs w:val="28"/>
+        </w:rPr>
+        <w:lastRenderedPageBreak/>
+        <w:t>Практические задания</w:t>
+      </w:r>
+      <w:r>
+        <w:rPr>
+          <w:b/>
+          <w:bCs/>
+          <w:sz w:val="28"/>
+          <w:szCs w:val="28"/>
+        </w:rPr>
+        <w:t>:</w:t>
+      </w:r>
+    </w:p>
+    <w:p>
+      <w:pPr>
+        <w:pStyle w:val="Default"/>
+        <w:rPr>
+          <w:sz w:val="28"/>
+          <w:szCs w:val="28"/>
+        </w:rPr>
+      </w:pPr>
+    </w:p>
+    <w:p>
+      <w:pPr>
+        <w:pStyle w:val="Default"/>
+        <w:spacing w:after="77"/>
+        <w:rPr>
+          <w:sz w:val="28"/>
+          <w:szCs w:val="28"/>
+        </w:rPr>
+      </w:pPr>
+      <w:r>
+        <w:rPr>
+          <w:sz w:val="28"/>
+          <w:szCs w:val="28"/>
+        </w:rPr>
+        <w:t xml:space="preserve">1. Включите отображение скрытых объектов в менеджере файлов. </w:t>
+      </w:r>
+    </w:p>
+    <w:p>
+      <w:pPr>
+        <w:pStyle w:val="Default"/>
+        <w:spacing w:after="77"/>
+        <w:rPr>
+          <w:sz w:val="28"/>
+          <w:szCs w:val="28"/>
+        </w:rPr>
+      </w:pPr>
+      <w:r>
+        <w:rPr>
+          <w:noProof/>
+        </w:rPr>
+        <w:drawing>
+          <wp:inline distT="0" distB="0" distL="0" distR="0" wp14:anchorId="5A2CC2E8" wp14:editId="15CF9B7F">
+            <wp:extent cx="5866667" cy="4980952"/>
+            <wp:effectExtent l="0" t="0" r="1270" b="0"/>
+            <wp:docPr id="1" name="Рисунок 1"/>
+            <wp:cNvGraphicFramePr>
+              <a:graphicFrameLocks xmlns:a="http://schemas.openxmlformats.org/drawingml/2006/main" noChangeAspect="1"/>
+            </wp:cNvGraphicFramePr>
+            <a:graphic xmlns:a="http://schemas.openxmlformats.org/drawingml/2006/main">
+              <a:graphicData uri="http://schemas.openxmlformats.org/drawingml/2006/picture">
+                <pic:pic xmlns:pic="http://schemas.openxmlformats.org/drawingml/2006/picture">
+                  <pic:nvPicPr>
+                    <pic:cNvPr id="1" name=""/>
+                    <pic:cNvPicPr/>
+                  </pic:nvPicPr>
+                  <pic:blipFill>
+                    <a:blip r:embed="rId5"/>
+                    <a:stretch>
+                      <a:fillRect/>
+                    </a:stretch>
+                  </pic:blipFill>
+                  <pic:spPr>
+                    <a:xfrm>
+                      <a:off x="0" y="0"/>
+                      <a:ext cx="5866667" cy="4980952"/>
+                    </a:xfrm>
+                    <a:prstGeom prst="rect">
+                      <a:avLst/>
+                    </a:prstGeom>
+                  </pic:spPr>
+                </pic:pic>
+              </a:graphicData>
+            </a:graphic>
+          </wp:inline>
+        </w:drawing>
+      </w:r>
+    </w:p>
+    <w:p>
+      <w:pPr>
+        <w:pStyle w:val="Default"/>
+        <w:spacing w:after="77"/>
+        <w:jc w:val="center"/>
+        <w:rPr>
+          <w:sz w:val="28"/>
+          <w:szCs w:val="28"/>
+        </w:rPr>
+      </w:pPr>
+      <w:r>
+        <w:rPr>
+          <w:sz w:val="28"/>
+          <w:szCs w:val="28"/>
+        </w:rPr>
+        <w:t>Рисунок 1. Скрытые файлы</w:t>
+      </w:r>
+    </w:p>
+    <w:p>
+      <w:pPr>
+        <w:pStyle w:val="Default"/>
+        <w:spacing w:after="77"/>
+        <w:rPr>
+          <w:sz w:val="28"/>
+          <w:szCs w:val="28"/>
+        </w:rPr>
+      </w:pPr>
+      <w:r>
+        <w:rPr>
+          <w:sz w:val="28"/>
+          <w:szCs w:val="28"/>
+        </w:rPr>
+        <w:t>Скрытые файлы</w:t>
+      </w:r>
+      <w:r>
+        <w:rPr>
+          <w:sz w:val="28"/>
+          <w:szCs w:val="28"/>
+        </w:rPr>
+        <w:t xml:space="preserve"> – те, которые начинаются со знака </w:t>
+      </w:r>
+      <w:proofErr w:type="gramStart"/>
+      <w:r>
+        <w:rPr>
+          <w:sz w:val="28"/>
+          <w:szCs w:val="28"/>
+        </w:rPr>
+        <w:t>« .</w:t>
+      </w:r>
+      <w:proofErr w:type="gramEnd"/>
+      <w:r>
+        <w:rPr>
+          <w:sz w:val="28"/>
+          <w:szCs w:val="28"/>
+        </w:rPr>
+        <w:t xml:space="preserve"> » (точка).</w:t>
+      </w:r>
+    </w:p>
+    <w:p>
+      <w:pPr>
+        <w:pStyle w:val="Default"/>
+        <w:spacing w:after="77"/>
+        <w:rPr>
+          <w:sz w:val="28"/>
+          <w:szCs w:val="28"/>
+        </w:rPr>
+      </w:pPr>
+    </w:p>
+    <w:p>
+      <w:pPr>
+        <w:pStyle w:val="Default"/>
+        <w:spacing w:after="77"/>
+        <w:rPr>
+          <w:sz w:val="28"/>
+          <w:szCs w:val="28"/>
+        </w:rPr>
+      </w:pPr>
+      <w:r>
+        <w:rPr>
+          <w:sz w:val="28"/>
+          <w:szCs w:val="28"/>
+        </w:rPr>
+        <w:t xml:space="preserve">2. Измените пароль администратора системы через панель управления. </w:t>
+      </w:r>
+    </w:p>
+    <w:p>
+      <w:pPr>
+        <w:pStyle w:val="Default"/>
+        <w:spacing w:after="77"/>
+        <w:rPr>
+          <w:sz w:val="28"/>
+          <w:szCs w:val="28"/>
+        </w:rPr>
+      </w:pPr>
+      <w:bookmarkStart w:id="0" w:name="_GoBack"/>
+      <w:bookmarkEnd w:id="0"/>
+    </w:p>
+    <w:p>
+      <w:pPr>
+        <w:pStyle w:val="Default"/>
+        <w:spacing w:after="77"/>
+        <w:rPr>
+          <w:sz w:val="28"/>
+          <w:szCs w:val="28"/>
+        </w:rPr>
+      </w:pPr>
+      <w:r>
+        <w:rPr>
+          <w:sz w:val="28"/>
+          <w:szCs w:val="28"/>
+        </w:rPr>
+        <w:t xml:space="preserve">3. Используя справку, найдите информацию о пакете </w:t>
+      </w:r>
+      <w:proofErr w:type="spellStart"/>
+      <w:r>
+        <w:rPr>
+          <w:sz w:val="28"/>
+          <w:szCs w:val="28"/>
+        </w:rPr>
+        <w:t>ksysguard</w:t>
+      </w:r>
+      <w:proofErr w:type="spellEnd"/>
+      <w:r>
+        <w:rPr>
+          <w:sz w:val="28"/>
+          <w:szCs w:val="28"/>
+        </w:rPr>
+        <w:t xml:space="preserve">, запустите это приложение. </w:t>
+      </w:r>
+    </w:p>
+    <w:p>
+      <w:pPr>
+        <w:pStyle w:val="Default"/>
+        <w:rPr>
+          <w:sz w:val="28"/>
+          <w:szCs w:val="28"/>
+        </w:rPr>
+      </w:pPr>
+      <w:r>
+        <w:rPr>
+          <w:sz w:val="28"/>
+          <w:szCs w:val="28"/>
+        </w:rPr>
+        <w:t xml:space="preserve">4. Самостоятельно изучите содержимое панели задач. </w:t>
+      </w:r>
+    </w:p>
+    <w:p>
+      <w:pPr>
         <w:spacing w:line="259" w:lineRule="auto"/>
         <w:rPr>
           <w:rFonts w:ascii="Times New Roman" w:eastAsia="Times New Roman" w:hAnsi="Times New Roman" w:cs="Times New Roman"/>
@@ -1337,7 +1587,10 @@
           <w:lang w:val="ru-RU"/>
         </w:rPr>
       </w:pPr>
-      <w:r>
+    </w:p>
+    <w:p>
+      <w:pPr>
+        <w:spacing w:line="259" w:lineRule="auto"/>
         <w:rPr>
           <w:rFonts w:ascii="Times New Roman" w:eastAsia="Times New Roman" w:hAnsi="Times New Roman" w:cs="Times New Roman"/>
           <w:b/>
@@ -1346,7 +1599,29 @@
           <w:szCs w:val="28"/>
           <w:lang w:val="ru-RU"/>
         </w:rPr>
-        <w:lastRenderedPageBreak/>
+      </w:pPr>
+    </w:p>
+    <w:p>
+      <w:pPr>
+        <w:spacing w:line="259" w:lineRule="auto"/>
+        <w:rPr>
+          <w:rFonts w:ascii="Times New Roman" w:eastAsia="Times New Roman" w:hAnsi="Times New Roman" w:cs="Times New Roman"/>
+          <w:b/>
+          <w:color w:val="000000"/>
+          <w:sz w:val="28"/>
+          <w:szCs w:val="28"/>
+          <w:lang w:val="ru-RU"/>
+        </w:rPr>
+      </w:pPr>
+      <w:r>
+        <w:rPr>
+          <w:rFonts w:ascii="Times New Roman" w:eastAsia="Times New Roman" w:hAnsi="Times New Roman" w:cs="Times New Roman"/>
+          <w:b/>
+          <w:color w:val="000000"/>
+          <w:sz w:val="28"/>
+          <w:szCs w:val="28"/>
+          <w:lang w:val="ru-RU"/>
+        </w:rPr>
         <w:t>Вопросы:</w:t>
       </w:r>
     </w:p>
@@ -2795,6 +3070,22 @@
       <w:contextualSpacing/>
     </w:pPr>
   </w:style>
+  <w:style w:type="paragraph" w:customStyle="1" w:styleId="Default">
+    <w:name w:val="Default"/>
+    <w:rsid w:val="002324E3"/>
+    <w:pPr>
+      <w:autoSpaceDE w:val="0"/>
+      <w:autoSpaceDN w:val="0"/>
+      <w:adjustRightInd w:val="0"/>
+      <w:spacing w:after="0" w:line="240" w:lineRule="auto"/>
+    </w:pPr>
+    <w:rPr>
+      <w:rFonts w:ascii="Times New Roman" w:hAnsi="Times New Roman" w:cs="Times New Roman"/>
+      <w:color w:val="000000"/>
+      <w:sz w:val="24"/>
+      <w:szCs w:val="24"/>
+    </w:rPr>
+  </w:style>
 </w:styles>
 </file>
 

--- a/ОтчетЛаб1.docx
+++ b/ОтчетЛаб1.docx
@@ -1,6 +1,6 @@
 
 <file path=word/document.xml><?xml version="1.0" encoding="utf-8"?>
-<w:document xmlns:wpc="http://schemas.microsoft.com/office/word/2010/wordprocessingCanvas" xmlns:cx="http://schemas.microsoft.com/office/drawing/2014/chartex" xmlns:mc="http://schemas.openxmlformats.org/markup-compatibility/2006" xmlns:o="urn:schemas-microsoft-com:office:office" xmlns:r="http://schemas.openxmlformats.org/officeDocument/2006/relationships" xmlns:m="http://schemas.openxmlformats.org/officeDocument/2006/math" xmlns:v="urn:schemas-microsoft-com:vml" xmlns:wp14="http://schemas.microsoft.com/office/word/2010/wordprocessingDrawing" xmlns:wp="http://schemas.openxmlformats.org/drawingml/2006/wordprocessingDrawing" xmlns:w10="urn:schemas-microsoft-com:office:word" xmlns:w="http://schemas.openxmlformats.org/wordprocessingml/2006/main" xmlns:w14="http://schemas.microsoft.com/office/word/2010/wordml" xmlns:w15="http://schemas.microsoft.com/office/word/2012/wordml" xmlns:w16se="http://schemas.microsoft.com/office/word/2015/wordml/symex" xmlns:wpg="http://schemas.microsoft.com/office/word/2010/wordprocessingGroup" xmlns:wpi="http://schemas.microsoft.com/office/word/2010/wordprocessingInk" xmlns:wne="http://schemas.microsoft.com/office/word/2006/wordml" xmlns:wps="http://schemas.microsoft.com/office/word/2010/wordprocessingShape" mc:Ignorable="w14 w15 w16se wp14">
+<w:document xmlns:wpc="http://schemas.microsoft.com/office/word/2010/wordprocessingCanvas" xmlns:cx="http://schemas.microsoft.com/office/drawing/2014/chartex" xmlns:cx1="http://schemas.microsoft.com/office/drawing/2015/9/8/chartex" xmlns:cx2="http://schemas.microsoft.com/office/drawing/2015/10/21/chartex" xmlns:cx3="http://schemas.microsoft.com/office/drawing/2016/5/9/chartex" xmlns:cx4="http://schemas.microsoft.com/office/drawing/2016/5/10/chartex" xmlns:cx5="http://schemas.microsoft.com/office/drawing/2016/5/11/chartex" xmlns:cx6="http://schemas.microsoft.com/office/drawing/2016/5/12/chartex" xmlns:cx7="http://schemas.microsoft.com/office/drawing/2016/5/13/chartex" xmlns:cx8="http://schemas.microsoft.com/office/drawing/2016/5/14/chartex" xmlns:mc="http://schemas.openxmlformats.org/markup-compatibility/2006" xmlns:aink="http://schemas.microsoft.com/office/drawing/2016/ink" xmlns:am3d="http://schemas.microsoft.com/office/drawing/2017/model3d" xmlns:o="urn:schemas-microsoft-com:office:office" xmlns:r="http://schemas.openxmlformats.org/officeDocument/2006/relationships" xmlns:m="http://schemas.openxmlformats.org/officeDocument/2006/math" xmlns:v="urn:schemas-microsoft-com:vml" xmlns:wp14="http://schemas.microsoft.com/office/word/2010/wordprocessingDrawing" xmlns:wp="http://schemas.openxmlformats.org/drawingml/2006/wordprocessingDrawing" xmlns:w10="urn:schemas-microsoft-com:office:word" xmlns:w="http://schemas.openxmlformats.org/wordprocessingml/2006/main" xmlns:w14="http://schemas.microsoft.com/office/word/2010/wordml" xmlns:w15="http://schemas.microsoft.com/office/word/2012/wordml" xmlns:w16cid="http://schemas.microsoft.com/office/word/2016/wordml/cid" xmlns:w16se="http://schemas.microsoft.com/office/word/2015/wordml/symex" xmlns:wpg="http://schemas.microsoft.com/office/word/2010/wordprocessingGroup" xmlns:wpi="http://schemas.microsoft.com/office/word/2010/wordprocessingInk" xmlns:wne="http://schemas.microsoft.com/office/word/2006/wordml" xmlns:wps="http://schemas.microsoft.com/office/word/2010/wordprocessingShape" mc:Ignorable="w14 w15 w16se w16cid wp14">
   <w:body>
     <w:p>
       <w:pPr>
@@ -1339,9 +1339,10 @@
           <w:bCs/>
           <w:sz w:val="28"/>
           <w:szCs w:val="28"/>
+          <w:lang w:val="en-US"/>
         </w:rPr>
         <w:lastRenderedPageBreak/>
-        <w:t>Практические задания</w:t>
+        <w:t xml:space="preserve"> </w:t>
       </w:r>
       <w:r>
         <w:rPr>
@@ -1350,7 +1351,91 @@
           <w:sz w:val="28"/>
           <w:szCs w:val="28"/>
         </w:rPr>
-        <w:t>:</w:t>
+        <w:t xml:space="preserve">Цель работы: </w:t>
+      </w:r>
+    </w:p>
+    <w:p>
+      <w:pPr>
+        <w:pStyle w:val="Default"/>
+        <w:rPr>
+          <w:bCs/>
+          <w:sz w:val="28"/>
+          <w:szCs w:val="28"/>
+        </w:rPr>
+      </w:pPr>
+      <w:r>
+        <w:rPr>
+          <w:bCs/>
+          <w:sz w:val="28"/>
+          <w:szCs w:val="28"/>
+        </w:rPr>
+        <w:t xml:space="preserve">Знакомство с операционной системой </w:t>
+      </w:r>
+      <w:proofErr w:type="spellStart"/>
+      <w:r>
+        <w:rPr>
+          <w:bCs/>
+          <w:sz w:val="28"/>
+          <w:szCs w:val="28"/>
+        </w:rPr>
+        <w:t>Linux</w:t>
+      </w:r>
+      <w:proofErr w:type="spellEnd"/>
+      <w:r>
+        <w:rPr>
+          <w:bCs/>
+          <w:sz w:val="28"/>
+          <w:szCs w:val="28"/>
+        </w:rPr>
+        <w:t xml:space="preserve"> </w:t>
+      </w:r>
+      <w:r>
+        <w:rPr>
+          <w:bCs/>
+          <w:sz w:val="28"/>
+          <w:szCs w:val="28"/>
+          <w:lang w:val="en-US"/>
+        </w:rPr>
+        <w:t>Astra</w:t>
+      </w:r>
+      <w:r>
+        <w:rPr>
+          <w:bCs/>
+          <w:sz w:val="28"/>
+          <w:szCs w:val="28"/>
+        </w:rPr>
+        <w:t>.</w:t>
+      </w:r>
+    </w:p>
+    <w:p>
+      <w:pPr>
+        <w:pStyle w:val="Default"/>
+        <w:rPr>
+          <w:b/>
+          <w:bCs/>
+          <w:sz w:val="28"/>
+          <w:szCs w:val="28"/>
+        </w:rPr>
+      </w:pPr>
+    </w:p>
+    <w:p>
+      <w:pPr>
+        <w:pStyle w:val="Default"/>
+        <w:rPr>
+          <w:b/>
+          <w:bCs/>
+          <w:sz w:val="28"/>
+          <w:szCs w:val="28"/>
+        </w:rPr>
+      </w:pPr>
+      <w:r>
+        <w:rPr>
+          <w:b/>
+          <w:bCs/>
+          <w:sz w:val="28"/>
+          <w:szCs w:val="28"/>
+        </w:rPr>
+        <w:t>Практические задания:</w:t>
       </w:r>
     </w:p>
     <w:p>
@@ -1444,7 +1529,21 @@
           <w:sz w:val="28"/>
           <w:szCs w:val="28"/>
         </w:rPr>
-        <w:t>Рисунок 1. Скрытые файлы</w:t>
+        <w:t>Рисунок 1</w:t>
+      </w:r>
+      <w:r>
+        <w:rPr>
+          <w:sz w:val="28"/>
+          <w:szCs w:val="28"/>
+        </w:rPr>
+        <w:t xml:space="preserve"> -</w:t>
+      </w:r>
+      <w:r>
+        <w:rPr>
+          <w:sz w:val="28"/>
+          <w:szCs w:val="28"/>
+        </w:rPr>
+        <w:t xml:space="preserve"> Скрытые файлы</w:t>
       </w:r>
     </w:p>
     <w:p>
@@ -1461,14 +1560,7 @@
           <w:sz w:val="28"/>
           <w:szCs w:val="28"/>
         </w:rPr>
-        <w:t>Скрытые файлы</w:t>
-      </w:r>
-      <w:r>
-        <w:rPr>
-          <w:sz w:val="28"/>
-          <w:szCs w:val="28"/>
-        </w:rPr>
-        <w:t xml:space="preserve"> – те, которые начинаются со знака </w:t>
+        <w:t xml:space="preserve">Скрытые файлы – те, которые начинаются со знака </w:t>
       </w:r>
       <w:proofErr w:type="gramStart"/>
       <w:r>
@@ -1485,6 +1577,118 @@
           <w:szCs w:val="28"/>
         </w:rPr>
         <w:t xml:space="preserve"> » (точка).</w:t>
+      </w:r>
+      <w:r>
+        <w:rPr>
+          <w:sz w:val="28"/>
+          <w:szCs w:val="28"/>
+        </w:rPr>
+        <w:t xml:space="preserve"> Включается через «Вид» - «</w:t>
+      </w:r>
+      <w:r>
+        <w:rPr>
+          <w:sz w:val="28"/>
+          <w:szCs w:val="28"/>
+        </w:rPr>
+        <w:t>О</w:t>
+      </w:r>
+      <w:r>
+        <w:rPr>
+          <w:sz w:val="28"/>
+          <w:szCs w:val="28"/>
+        </w:rPr>
+        <w:t>тображ</w:t>
+      </w:r>
+      <w:r>
+        <w:rPr>
+          <w:sz w:val="28"/>
+          <w:szCs w:val="28"/>
+        </w:rPr>
+        <w:t>ать</w:t>
+      </w:r>
+      <w:r>
+        <w:rPr>
+          <w:sz w:val="28"/>
+          <w:szCs w:val="28"/>
+        </w:rPr>
+        <w:t xml:space="preserve"> скрыты</w:t>
+      </w:r>
+      <w:r>
+        <w:rPr>
+          <w:sz w:val="28"/>
+          <w:szCs w:val="28"/>
+        </w:rPr>
+        <w:t>е</w:t>
+      </w:r>
+      <w:r>
+        <w:rPr>
+          <w:sz w:val="28"/>
+          <w:szCs w:val="28"/>
+        </w:rPr>
+        <w:t>»</w:t>
+      </w:r>
+      <w:r>
+        <w:rPr>
+          <w:sz w:val="28"/>
+          <w:szCs w:val="28"/>
+        </w:rPr>
+        <w:t>, либо сочетанием клавиш «</w:t>
+      </w:r>
+      <w:r>
+        <w:rPr>
+          <w:sz w:val="28"/>
+          <w:szCs w:val="28"/>
+          <w:lang w:val="en-US"/>
+        </w:rPr>
+        <w:t>CTRL</w:t>
+      </w:r>
+      <w:r>
+        <w:rPr>
+          <w:sz w:val="28"/>
+          <w:szCs w:val="28"/>
+        </w:rPr>
+        <w:t>+</w:t>
+      </w:r>
+      <w:r>
+        <w:rPr>
+          <w:sz w:val="28"/>
+          <w:szCs w:val="28"/>
+          <w:lang w:val="en-US"/>
+        </w:rPr>
+        <w:t>H</w:t>
+      </w:r>
+      <w:r>
+        <w:rPr>
+          <w:sz w:val="28"/>
+          <w:szCs w:val="28"/>
+        </w:rPr>
+        <w:t>»</w:t>
+      </w:r>
+      <w:r>
+        <w:rPr>
+          <w:sz w:val="28"/>
+          <w:szCs w:val="28"/>
+        </w:rPr>
+        <w:t>.</w:t>
+      </w:r>
+    </w:p>
+    <w:p>
+      <w:pPr>
+        <w:spacing w:line="259" w:lineRule="auto"/>
+        <w:rPr>
+          <w:rFonts w:ascii="Times New Roman" w:eastAsiaTheme="minorHAnsi" w:hAnsi="Times New Roman" w:cs="Times New Roman"/>
+          <w:color w:val="000000"/>
+          <w:sz w:val="28"/>
+          <w:szCs w:val="28"/>
+          <w:lang w:val="ru-RU" w:eastAsia="en-US"/>
+        </w:rPr>
+      </w:pPr>
+      <w:r>
+        <w:rPr>
+          <w:sz w:val="28"/>
+          <w:szCs w:val="28"/>
+        </w:rPr>
+        <w:br w:type="page"/>
       </w:r>
     </w:p>
     <w:p>
@@ -1496,6 +1700,16 @@
           <w:szCs w:val="28"/>
         </w:rPr>
       </w:pPr>
+      <w:bookmarkStart w:id="0" w:name="_GoBack"/>
+      <w:bookmarkEnd w:id="0"/>
+      <w:r>
+        <w:rPr>
+          <w:sz w:val="28"/>
+          <w:szCs w:val="28"/>
+        </w:rPr>
+        <w:lastRenderedPageBreak/>
+        <w:t xml:space="preserve">2. Измените пароль администратора системы через панель управления. </w:t>
+      </w:r>
     </w:p>
     <w:p>
       <w:pPr>
@@ -1508,38 +1722,293 @@
       </w:pPr>
       <w:r>
         <w:rPr>
-          <w:sz w:val="28"/>
-          <w:szCs w:val="28"/>
-        </w:rPr>
-        <w:t xml:space="preserve">2. Измените пароль администратора системы через панель управления. </w:t>
+          <w:noProof/>
+        </w:rPr>
+        <w:drawing>
+          <wp:inline distT="0" distB="0" distL="0" distR="0" wp14:anchorId="2F6786AE" wp14:editId="03451682">
+            <wp:extent cx="5940425" cy="2248535"/>
+            <wp:effectExtent l="0" t="0" r="3175" b="0"/>
+            <wp:docPr id="2" name="Рисунок 2"/>
+            <wp:cNvGraphicFramePr>
+              <a:graphicFrameLocks xmlns:a="http://schemas.openxmlformats.org/drawingml/2006/main" noChangeAspect="1"/>
+            </wp:cNvGraphicFramePr>
+            <a:graphic xmlns:a="http://schemas.openxmlformats.org/drawingml/2006/main">
+              <a:graphicData uri="http://schemas.openxmlformats.org/drawingml/2006/picture">
+                <pic:pic xmlns:pic="http://schemas.openxmlformats.org/drawingml/2006/picture">
+                  <pic:nvPicPr>
+                    <pic:cNvPr id="1" name=""/>
+                    <pic:cNvPicPr/>
+                  </pic:nvPicPr>
+                  <pic:blipFill>
+                    <a:blip r:embed="rId6"/>
+                    <a:stretch>
+                      <a:fillRect/>
+                    </a:stretch>
+                  </pic:blipFill>
+                  <pic:spPr>
+                    <a:xfrm>
+                      <a:off x="0" y="0"/>
+                      <a:ext cx="5940425" cy="2248535"/>
+                    </a:xfrm>
+                    <a:prstGeom prst="rect">
+                      <a:avLst/>
+                    </a:prstGeom>
+                  </pic:spPr>
+                </pic:pic>
+              </a:graphicData>
+            </a:graphic>
+          </wp:inline>
+        </w:drawing>
       </w:r>
     </w:p>
     <w:p>
       <w:pPr>
         <w:pStyle w:val="Default"/>
         <w:spacing w:after="77"/>
-        <w:rPr>
-          <w:sz w:val="28"/>
-          <w:szCs w:val="28"/>
-        </w:rPr>
-      </w:pPr>
-      <w:bookmarkStart w:id="0" w:name="_GoBack"/>
-      <w:bookmarkEnd w:id="0"/>
+        <w:jc w:val="center"/>
+        <w:rPr>
+          <w:sz w:val="28"/>
+          <w:szCs w:val="28"/>
+        </w:rPr>
+      </w:pPr>
+      <w:r>
+        <w:rPr>
+          <w:sz w:val="28"/>
+          <w:szCs w:val="28"/>
+        </w:rPr>
+        <w:t xml:space="preserve">Рисунок </w:t>
+      </w:r>
+      <w:r>
+        <w:rPr>
+          <w:sz w:val="28"/>
+          <w:szCs w:val="28"/>
+        </w:rPr>
+        <w:t>2</w:t>
+      </w:r>
+      <w:r>
+        <w:rPr>
+          <w:sz w:val="28"/>
+          <w:szCs w:val="28"/>
+        </w:rPr>
+        <w:t xml:space="preserve"> -</w:t>
+      </w:r>
+      <w:r>
+        <w:rPr>
+          <w:sz w:val="28"/>
+          <w:szCs w:val="28"/>
+        </w:rPr>
+        <w:t xml:space="preserve"> </w:t>
+      </w:r>
+      <w:r>
+        <w:rPr>
+          <w:sz w:val="28"/>
+          <w:szCs w:val="28"/>
+        </w:rPr>
+        <w:t>Панель управления, настройки пользователя</w:t>
+      </w:r>
     </w:p>
     <w:p>
       <w:pPr>
         <w:pStyle w:val="Default"/>
         <w:spacing w:after="77"/>
-        <w:rPr>
-          <w:sz w:val="28"/>
-          <w:szCs w:val="28"/>
-        </w:rPr>
-      </w:pPr>
-      <w:r>
-        <w:rPr>
-          <w:sz w:val="28"/>
-          <w:szCs w:val="28"/>
-        </w:rPr>
+        <w:jc w:val="center"/>
+        <w:rPr>
+          <w:sz w:val="28"/>
+          <w:szCs w:val="28"/>
+        </w:rPr>
+      </w:pPr>
+      <w:r>
+        <w:rPr>
+          <w:sz w:val="28"/>
+          <w:szCs w:val="28"/>
+        </w:rPr>
+        <w:drawing>
+          <wp:inline distT="0" distB="0" distL="0" distR="0" wp14:anchorId="4EDBEEF3" wp14:editId="1904362E">
+            <wp:extent cx="2400635" cy="1286054"/>
+            <wp:effectExtent l="0" t="0" r="0" b="9525"/>
+            <wp:docPr id="3" name="Рисунок 3"/>
+            <wp:cNvGraphicFramePr>
+              <a:graphicFrameLocks xmlns:a="http://schemas.openxmlformats.org/drawingml/2006/main" noChangeAspect="1"/>
+            </wp:cNvGraphicFramePr>
+            <a:graphic xmlns:a="http://schemas.openxmlformats.org/drawingml/2006/main">
+              <a:graphicData uri="http://schemas.openxmlformats.org/drawingml/2006/picture">
+                <pic:pic xmlns:pic="http://schemas.openxmlformats.org/drawingml/2006/picture">
+                  <pic:nvPicPr>
+                    <pic:cNvPr id="1" name=""/>
+                    <pic:cNvPicPr/>
+                  </pic:nvPicPr>
+                  <pic:blipFill>
+                    <a:blip r:embed="rId7"/>
+                    <a:stretch>
+                      <a:fillRect/>
+                    </a:stretch>
+                  </pic:blipFill>
+                  <pic:spPr>
+                    <a:xfrm>
+                      <a:off x="0" y="0"/>
+                      <a:ext cx="2400635" cy="1286054"/>
+                    </a:xfrm>
+                    <a:prstGeom prst="rect">
+                      <a:avLst/>
+                    </a:prstGeom>
+                  </pic:spPr>
+                </pic:pic>
+              </a:graphicData>
+            </a:graphic>
+          </wp:inline>
+        </w:drawing>
+      </w:r>
+    </w:p>
+    <w:p>
+      <w:pPr>
+        <w:pStyle w:val="Default"/>
+        <w:spacing w:after="77"/>
+        <w:jc w:val="center"/>
+        <w:rPr>
+          <w:sz w:val="28"/>
+          <w:szCs w:val="28"/>
+        </w:rPr>
+      </w:pPr>
+      <w:r>
+        <w:rPr>
+          <w:sz w:val="28"/>
+          <w:szCs w:val="28"/>
+        </w:rPr>
+        <w:t>Рисунок 3</w:t>
+      </w:r>
+      <w:r>
+        <w:rPr>
+          <w:sz w:val="28"/>
+          <w:szCs w:val="28"/>
+        </w:rPr>
+        <w:t xml:space="preserve"> -</w:t>
+      </w:r>
+      <w:r>
+        <w:rPr>
+          <w:sz w:val="28"/>
+          <w:szCs w:val="28"/>
+        </w:rPr>
+        <w:t xml:space="preserve"> Установка нового пароля</w:t>
+      </w:r>
+    </w:p>
+    <w:p>
+      <w:pPr>
+        <w:pStyle w:val="Default"/>
+        <w:spacing w:after="77"/>
+        <w:jc w:val="center"/>
+        <w:rPr>
+          <w:sz w:val="28"/>
+          <w:szCs w:val="28"/>
+        </w:rPr>
+      </w:pPr>
+      <w:r>
+        <w:rPr>
+          <w:sz w:val="28"/>
+          <w:szCs w:val="28"/>
+        </w:rPr>
+        <w:drawing>
+          <wp:inline distT="0" distB="0" distL="0" distR="0" wp14:anchorId="4BC192B4" wp14:editId="14CA3DB8">
+            <wp:extent cx="2581635" cy="1362265"/>
+            <wp:effectExtent l="0" t="0" r="9525" b="9525"/>
+            <wp:docPr id="4" name="Рисунок 4"/>
+            <wp:cNvGraphicFramePr>
+              <a:graphicFrameLocks xmlns:a="http://schemas.openxmlformats.org/drawingml/2006/main" noChangeAspect="1"/>
+            </wp:cNvGraphicFramePr>
+            <a:graphic xmlns:a="http://schemas.openxmlformats.org/drawingml/2006/main">
+              <a:graphicData uri="http://schemas.openxmlformats.org/drawingml/2006/picture">
+                <pic:pic xmlns:pic="http://schemas.openxmlformats.org/drawingml/2006/picture">
+                  <pic:nvPicPr>
+                    <pic:cNvPr id="1" name=""/>
+                    <pic:cNvPicPr/>
+                  </pic:nvPicPr>
+                  <pic:blipFill>
+                    <a:blip r:embed="rId8"/>
+                    <a:stretch>
+                      <a:fillRect/>
+                    </a:stretch>
+                  </pic:blipFill>
+                  <pic:spPr>
+                    <a:xfrm>
+                      <a:off x="0" y="0"/>
+                      <a:ext cx="2581635" cy="1362265"/>
+                    </a:xfrm>
+                    <a:prstGeom prst="rect">
+                      <a:avLst/>
+                    </a:prstGeom>
+                  </pic:spPr>
+                </pic:pic>
+              </a:graphicData>
+            </a:graphic>
+          </wp:inline>
+        </w:drawing>
+      </w:r>
+    </w:p>
+    <w:p>
+      <w:pPr>
+        <w:pStyle w:val="Default"/>
+        <w:spacing w:after="77"/>
+        <w:jc w:val="center"/>
+        <w:rPr>
+          <w:sz w:val="28"/>
+          <w:szCs w:val="28"/>
+        </w:rPr>
+      </w:pPr>
+      <w:r>
+        <w:rPr>
+          <w:sz w:val="28"/>
+          <w:szCs w:val="28"/>
+        </w:rPr>
+        <w:t>Рисунок 4</w:t>
+      </w:r>
+      <w:r>
+        <w:rPr>
+          <w:sz w:val="28"/>
+          <w:szCs w:val="28"/>
+        </w:rPr>
+        <w:t xml:space="preserve"> -</w:t>
+      </w:r>
+      <w:r>
+        <w:rPr>
+          <w:sz w:val="28"/>
+          <w:szCs w:val="28"/>
+        </w:rPr>
+        <w:t xml:space="preserve"> Смена пароля</w:t>
+      </w:r>
+    </w:p>
+    <w:p>
+      <w:pPr>
+        <w:spacing w:line="259" w:lineRule="auto"/>
+        <w:rPr>
+          <w:rFonts w:ascii="Times New Roman" w:eastAsiaTheme="minorHAnsi" w:hAnsi="Times New Roman" w:cs="Times New Roman"/>
+          <w:color w:val="000000"/>
+          <w:sz w:val="28"/>
+          <w:szCs w:val="28"/>
+          <w:lang w:val="ru-RU" w:eastAsia="en-US"/>
+        </w:rPr>
+      </w:pPr>
+      <w:r>
+        <w:rPr>
+          <w:sz w:val="28"/>
+          <w:szCs w:val="28"/>
+        </w:rPr>
+        <w:br w:type="page"/>
+      </w:r>
+    </w:p>
+    <w:p>
+      <w:pPr>
+        <w:pStyle w:val="Default"/>
+        <w:spacing w:after="77"/>
+        <w:rPr>
+          <w:sz w:val="28"/>
+          <w:szCs w:val="28"/>
+        </w:rPr>
+      </w:pPr>
+      <w:r>
+        <w:rPr>
+          <w:sz w:val="28"/>
+          <w:szCs w:val="28"/>
+        </w:rPr>
+        <w:lastRenderedPageBreak/>
         <w:t xml:space="preserve">3. Используя справку, найдите информацию о пакете </w:t>
       </w:r>
       <w:proofErr w:type="spellStart"/>
@@ -1562,44 +2031,319 @@
     <w:p>
       <w:pPr>
         <w:pStyle w:val="Default"/>
-        <w:rPr>
-          <w:sz w:val="28"/>
-          <w:szCs w:val="28"/>
-        </w:rPr>
-      </w:pPr>
-      <w:r>
-        <w:rPr>
-          <w:sz w:val="28"/>
-          <w:szCs w:val="28"/>
-        </w:rPr>
+        <w:spacing w:after="77"/>
+        <w:rPr>
+          <w:sz w:val="28"/>
+          <w:szCs w:val="28"/>
+        </w:rPr>
+      </w:pPr>
+      <w:r>
+        <w:rPr>
+          <w:sz w:val="28"/>
+          <w:szCs w:val="28"/>
+        </w:rPr>
+        <w:drawing>
+          <wp:inline distT="0" distB="0" distL="0" distR="0" wp14:anchorId="6121EF4D" wp14:editId="6A1CA75B">
+            <wp:extent cx="5940425" cy="3509010"/>
+            <wp:effectExtent l="0" t="0" r="3175" b="0"/>
+            <wp:docPr id="5" name="Рисунок 5"/>
+            <wp:cNvGraphicFramePr>
+              <a:graphicFrameLocks xmlns:a="http://schemas.openxmlformats.org/drawingml/2006/main" noChangeAspect="1"/>
+            </wp:cNvGraphicFramePr>
+            <a:graphic xmlns:a="http://schemas.openxmlformats.org/drawingml/2006/main">
+              <a:graphicData uri="http://schemas.openxmlformats.org/drawingml/2006/picture">
+                <pic:pic xmlns:pic="http://schemas.openxmlformats.org/drawingml/2006/picture">
+                  <pic:nvPicPr>
+                    <pic:cNvPr id="1" name=""/>
+                    <pic:cNvPicPr/>
+                  </pic:nvPicPr>
+                  <pic:blipFill>
+                    <a:blip r:embed="rId9"/>
+                    <a:stretch>
+                      <a:fillRect/>
+                    </a:stretch>
+                  </pic:blipFill>
+                  <pic:spPr>
+                    <a:xfrm>
+                      <a:off x="0" y="0"/>
+                      <a:ext cx="5940425" cy="3509010"/>
+                    </a:xfrm>
+                    <a:prstGeom prst="rect">
+                      <a:avLst/>
+                    </a:prstGeom>
+                  </pic:spPr>
+                </pic:pic>
+              </a:graphicData>
+            </a:graphic>
+          </wp:inline>
+        </w:drawing>
+      </w:r>
+    </w:p>
+    <w:p>
+      <w:pPr>
+        <w:pStyle w:val="Default"/>
+        <w:spacing w:after="77"/>
+        <w:jc w:val="center"/>
+        <w:rPr>
+          <w:sz w:val="28"/>
+          <w:szCs w:val="28"/>
+        </w:rPr>
+      </w:pPr>
+      <w:r>
+        <w:rPr>
+          <w:sz w:val="28"/>
+          <w:szCs w:val="28"/>
+        </w:rPr>
+        <w:t>Рисунок 5</w:t>
+      </w:r>
+      <w:r>
+        <w:rPr>
+          <w:sz w:val="28"/>
+          <w:szCs w:val="28"/>
+        </w:rPr>
+        <w:t xml:space="preserve"> -</w:t>
+      </w:r>
+      <w:r>
+        <w:rPr>
+          <w:sz w:val="28"/>
+          <w:szCs w:val="28"/>
+        </w:rPr>
+        <w:t xml:space="preserve"> Поиск и изучение пакета </w:t>
+      </w:r>
+      <w:proofErr w:type="spellStart"/>
+      <w:r>
+        <w:rPr>
+          <w:sz w:val="28"/>
+          <w:szCs w:val="28"/>
+        </w:rPr>
+        <w:t>ksysguard</w:t>
+      </w:r>
+      <w:proofErr w:type="spellEnd"/>
+    </w:p>
+    <w:p>
+      <w:pPr>
+        <w:pStyle w:val="Default"/>
+        <w:spacing w:after="77"/>
+        <w:jc w:val="center"/>
+        <w:rPr>
+          <w:sz w:val="28"/>
+          <w:szCs w:val="28"/>
+        </w:rPr>
+      </w:pPr>
+      <w:r>
+        <w:rPr>
+          <w:sz w:val="28"/>
+          <w:szCs w:val="28"/>
+        </w:rPr>
+        <w:drawing>
+          <wp:inline distT="0" distB="0" distL="0" distR="0" wp14:anchorId="27982A99" wp14:editId="3CD47E82">
+            <wp:extent cx="5563425" cy="4629150"/>
+            <wp:effectExtent l="0" t="0" r="0" b="0"/>
+            <wp:docPr id="6" name="Рисунок 6"/>
+            <wp:cNvGraphicFramePr>
+              <a:graphicFrameLocks xmlns:a="http://schemas.openxmlformats.org/drawingml/2006/main" noChangeAspect="1"/>
+            </wp:cNvGraphicFramePr>
+            <a:graphic xmlns:a="http://schemas.openxmlformats.org/drawingml/2006/main">
+              <a:graphicData uri="http://schemas.openxmlformats.org/drawingml/2006/picture">
+                <pic:pic xmlns:pic="http://schemas.openxmlformats.org/drawingml/2006/picture">
+                  <pic:nvPicPr>
+                    <pic:cNvPr id="1" name=""/>
+                    <pic:cNvPicPr/>
+                  </pic:nvPicPr>
+                  <pic:blipFill>
+                    <a:blip r:embed="rId10"/>
+                    <a:stretch>
+                      <a:fillRect/>
+                    </a:stretch>
+                  </pic:blipFill>
+                  <pic:spPr>
+                    <a:xfrm>
+                      <a:off x="0" y="0"/>
+                      <a:ext cx="5569887" cy="4634527"/>
+                    </a:xfrm>
+                    <a:prstGeom prst="rect">
+                      <a:avLst/>
+                    </a:prstGeom>
+                  </pic:spPr>
+                </pic:pic>
+              </a:graphicData>
+            </a:graphic>
+          </wp:inline>
+        </w:drawing>
+      </w:r>
+    </w:p>
+    <w:p>
+      <w:pPr>
+        <w:pStyle w:val="Default"/>
+        <w:spacing w:after="77"/>
+        <w:jc w:val="center"/>
+        <w:rPr>
+          <w:sz w:val="28"/>
+          <w:szCs w:val="28"/>
+        </w:rPr>
+      </w:pPr>
+      <w:r>
+        <w:rPr>
+          <w:sz w:val="28"/>
+          <w:szCs w:val="28"/>
+        </w:rPr>
+        <w:t>Рисунок 6</w:t>
+      </w:r>
+      <w:r>
+        <w:rPr>
+          <w:sz w:val="28"/>
+          <w:szCs w:val="28"/>
+        </w:rPr>
+        <w:t xml:space="preserve"> -</w:t>
+      </w:r>
+      <w:r>
+        <w:rPr>
+          <w:sz w:val="28"/>
+          <w:szCs w:val="28"/>
+        </w:rPr>
+        <w:t xml:space="preserve"> Запуск пакета </w:t>
+      </w:r>
+      <w:proofErr w:type="spellStart"/>
+      <w:r>
+        <w:rPr>
+          <w:sz w:val="28"/>
+          <w:szCs w:val="28"/>
+        </w:rPr>
+        <w:t>ksysguard</w:t>
+      </w:r>
+      <w:proofErr w:type="spellEnd"/>
+    </w:p>
+    <w:p>
+      <w:pPr>
+        <w:pStyle w:val="Default"/>
+        <w:rPr>
+          <w:sz w:val="28"/>
+          <w:szCs w:val="28"/>
+        </w:rPr>
+      </w:pPr>
+      <w:r>
+        <w:rPr>
+          <w:sz w:val="28"/>
+          <w:szCs w:val="28"/>
+        </w:rPr>
+        <w:lastRenderedPageBreak/>
         <w:t xml:space="preserve">4. Самостоятельно изучите содержимое панели задач. </w:t>
       </w:r>
     </w:p>
     <w:p>
       <w:pPr>
+        <w:pStyle w:val="Default"/>
+        <w:rPr>
+          <w:sz w:val="28"/>
+          <w:szCs w:val="28"/>
+        </w:rPr>
+      </w:pPr>
+      <w:r>
+        <w:rPr>
+          <w:sz w:val="28"/>
+          <w:szCs w:val="28"/>
+        </w:rPr>
+        <w:drawing>
+          <wp:inline distT="0" distB="0" distL="0" distR="0" wp14:anchorId="3CBCFC0F" wp14:editId="012FDCB9">
+            <wp:extent cx="5940425" cy="143510"/>
+            <wp:effectExtent l="0" t="0" r="3175" b="8890"/>
+            <wp:docPr id="7" name="Рисунок 7"/>
+            <wp:cNvGraphicFramePr>
+              <a:graphicFrameLocks xmlns:a="http://schemas.openxmlformats.org/drawingml/2006/main" noChangeAspect="1"/>
+            </wp:cNvGraphicFramePr>
+            <a:graphic xmlns:a="http://schemas.openxmlformats.org/drawingml/2006/main">
+              <a:graphicData uri="http://schemas.openxmlformats.org/drawingml/2006/picture">
+                <pic:pic xmlns:pic="http://schemas.openxmlformats.org/drawingml/2006/picture">
+                  <pic:nvPicPr>
+                    <pic:cNvPr id="1" name=""/>
+                    <pic:cNvPicPr/>
+                  </pic:nvPicPr>
+                  <pic:blipFill>
+                    <a:blip r:embed="rId11"/>
+                    <a:stretch>
+                      <a:fillRect/>
+                    </a:stretch>
+                  </pic:blipFill>
+                  <pic:spPr>
+                    <a:xfrm>
+                      <a:off x="0" y="0"/>
+                      <a:ext cx="5940425" cy="143510"/>
+                    </a:xfrm>
+                    <a:prstGeom prst="rect">
+                      <a:avLst/>
+                    </a:prstGeom>
+                  </pic:spPr>
+                </pic:pic>
+              </a:graphicData>
+            </a:graphic>
+          </wp:inline>
+        </w:drawing>
+      </w:r>
+    </w:p>
+    <w:p>
+      <w:pPr>
         <w:spacing w:line="259" w:lineRule="auto"/>
-        <w:rPr>
-          <w:rFonts w:ascii="Times New Roman" w:eastAsia="Times New Roman" w:hAnsi="Times New Roman" w:cs="Times New Roman"/>
-          <w:b/>
-          <w:color w:val="000000"/>
-          <w:sz w:val="28"/>
-          <w:szCs w:val="28"/>
-          <w:lang w:val="ru-RU"/>
-        </w:rPr>
-      </w:pPr>
+        <w:jc w:val="center"/>
+        <w:rPr>
+          <w:rFonts w:ascii="Times New Roman" w:eastAsia="Times New Roman" w:hAnsi="Times New Roman" w:cs="Times New Roman"/>
+          <w:color w:val="000000"/>
+          <w:sz w:val="28"/>
+          <w:szCs w:val="28"/>
+          <w:lang w:val="ru-RU"/>
+        </w:rPr>
+      </w:pPr>
+      <w:r>
+        <w:rPr>
+          <w:rFonts w:ascii="Times New Roman" w:eastAsia="Times New Roman" w:hAnsi="Times New Roman" w:cs="Times New Roman"/>
+          <w:color w:val="000000"/>
+          <w:sz w:val="28"/>
+          <w:szCs w:val="28"/>
+          <w:lang w:val="ru-RU"/>
+        </w:rPr>
+        <w:t>Рисунок 7 – Содержимое панели задач</w:t>
+      </w:r>
     </w:p>
     <w:p>
       <w:pPr>
         <w:spacing w:line="259" w:lineRule="auto"/>
         <w:rPr>
           <w:rFonts w:ascii="Times New Roman" w:eastAsia="Times New Roman" w:hAnsi="Times New Roman" w:cs="Times New Roman"/>
-          <w:b/>
-          <w:color w:val="000000"/>
-          <w:sz w:val="28"/>
-          <w:szCs w:val="28"/>
-          <w:lang w:val="ru-RU"/>
-        </w:rPr>
-      </w:pPr>
+          <w:color w:val="000000"/>
+          <w:sz w:val="28"/>
+          <w:szCs w:val="28"/>
+          <w:lang w:val="ru-RU"/>
+        </w:rPr>
+      </w:pPr>
+      <w:r>
+        <w:rPr>
+          <w:rFonts w:ascii="Times New Roman" w:eastAsia="Times New Roman" w:hAnsi="Times New Roman" w:cs="Times New Roman"/>
+          <w:color w:val="000000"/>
+          <w:sz w:val="28"/>
+          <w:szCs w:val="28"/>
+          <w:lang w:val="ru-RU"/>
+        </w:rPr>
+        <w:t xml:space="preserve">На панели находятся кнопки: меню Пуск, панель быстрого запуска, </w:t>
+      </w:r>
+      <w:r>
+        <w:rPr>
+          <w:rFonts w:ascii="Times New Roman" w:eastAsia="Times New Roman" w:hAnsi="Times New Roman" w:cs="Times New Roman"/>
+          <w:color w:val="000000"/>
+          <w:sz w:val="28"/>
+          <w:szCs w:val="28"/>
+          <w:lang w:val="ru-RU"/>
+        </w:rPr>
+        <w:t xml:space="preserve">панель </w:t>
+      </w:r>
+      <w:r>
+        <w:rPr>
+          <w:rFonts w:ascii="Times New Roman" w:eastAsia="Times New Roman" w:hAnsi="Times New Roman" w:cs="Times New Roman"/>
+          <w:color w:val="000000"/>
+          <w:sz w:val="28"/>
+          <w:szCs w:val="28"/>
+          <w:lang w:val="ru-RU"/>
+        </w:rPr>
+        <w:t>переключения задач с запущенными процессорами и область уведомлений.</w:t>
+      </w:r>
     </w:p>
     <w:p>
       <w:pPr>
@@ -1868,6 +2612,16 @@
           <w:lang w:val="ru-RU"/>
         </w:rPr>
       </w:pPr>
+      <w:r>
+        <w:rPr>
+          <w:rFonts w:ascii="Times New Roman" w:eastAsia="Times New Roman" w:hAnsi="Times New Roman" w:cs="Times New Roman"/>
+          <w:color w:val="000000"/>
+          <w:sz w:val="28"/>
+          <w:szCs w:val="28"/>
+          <w:lang w:val="ru-RU"/>
+        </w:rPr>
+        <w:t xml:space="preserve">суперпользователя </w:t>
+      </w:r>
       <w:proofErr w:type="spellStart"/>
       <w:r>
         <w:rPr>
@@ -1877,7 +2631,7 @@
           <w:szCs w:val="28"/>
           <w:lang w:val="ru-RU"/>
         </w:rPr>
-        <w:t>суперпользователя</w:t>
+        <w:t>root</w:t>
       </w:r>
       <w:proofErr w:type="spellEnd"/>
       <w:r>
@@ -1888,7 +2642,63 @@
           <w:szCs w:val="28"/>
           <w:lang w:val="ru-RU"/>
         </w:rPr>
-        <w:t xml:space="preserve"> </w:t>
+        <w:t>, будет включена учетная запись администратора,</w:t>
+      </w:r>
+    </w:p>
+    <w:p>
+      <w:pPr>
+        <w:spacing w:after="0" w:line="240" w:lineRule="auto"/>
+        <w:rPr>
+          <w:rFonts w:ascii="Times New Roman" w:eastAsia="Times New Roman" w:hAnsi="Times New Roman" w:cs="Times New Roman"/>
+          <w:color w:val="000000"/>
+          <w:sz w:val="28"/>
+          <w:szCs w:val="28"/>
+          <w:lang w:val="ru-RU"/>
+        </w:rPr>
+      </w:pPr>
+      <w:r>
+        <w:rPr>
+          <w:rFonts w:ascii="Times New Roman" w:eastAsia="Times New Roman" w:hAnsi="Times New Roman" w:cs="Times New Roman"/>
+          <w:color w:val="000000"/>
+          <w:sz w:val="28"/>
+          <w:szCs w:val="28"/>
+          <w:lang w:val="ru-RU"/>
+        </w:rPr>
+        <w:t>созданная в процессе установки ОС?</w:t>
+      </w:r>
+    </w:p>
+    <w:p>
+      <w:pPr>
+        <w:spacing w:after="0" w:line="240" w:lineRule="auto"/>
+        <w:rPr>
+          <w:rFonts w:ascii="Times New Roman" w:eastAsia="Times New Roman" w:hAnsi="Times New Roman" w:cs="Times New Roman"/>
+          <w:color w:val="000000"/>
+          <w:sz w:val="28"/>
+          <w:szCs w:val="28"/>
+          <w:lang w:val="ru-RU"/>
+        </w:rPr>
+      </w:pPr>
+    </w:p>
+    <w:p>
+      <w:pPr>
+        <w:spacing w:after="0" w:line="240" w:lineRule="auto"/>
+        <w:rPr>
+          <w:rFonts w:ascii="Times New Roman" w:eastAsia="Times New Roman" w:hAnsi="Times New Roman" w:cs="Times New Roman"/>
+          <w:color w:val="000000"/>
+          <w:sz w:val="28"/>
+          <w:szCs w:val="28"/>
+          <w:lang w:val="ru-RU"/>
+        </w:rPr>
+      </w:pPr>
+      <w:r>
+        <w:rPr>
+          <w:rFonts w:ascii="Times New Roman" w:eastAsia="Times New Roman" w:hAnsi="Times New Roman" w:cs="Times New Roman"/>
+          <w:color w:val="000000"/>
+          <w:sz w:val="28"/>
+          <w:szCs w:val="28"/>
+          <w:lang w:val="ru-RU"/>
+        </w:rPr>
+        <w:t xml:space="preserve">Учётная запись администратора включается в группу </w:t>
       </w:r>
       <w:proofErr w:type="spellStart"/>
       <w:r>
@@ -1899,7 +2709,7 @@
           <w:szCs w:val="28"/>
           <w:lang w:val="ru-RU"/>
         </w:rPr>
-        <w:t>root</w:t>
+        <w:t>astra-admin</w:t>
       </w:r>
       <w:proofErr w:type="spellEnd"/>
       <w:r>
@@ -1910,63 +2720,7 @@
           <w:szCs w:val="28"/>
           <w:lang w:val="ru-RU"/>
         </w:rPr>
-        <w:t>, будет включена учетная запись администратора,</w:t>
-      </w:r>
-    </w:p>
-    <w:p>
-      <w:pPr>
-        <w:spacing w:after="0" w:line="240" w:lineRule="auto"/>
-        <w:rPr>
-          <w:rFonts w:ascii="Times New Roman" w:eastAsia="Times New Roman" w:hAnsi="Times New Roman" w:cs="Times New Roman"/>
-          <w:color w:val="000000"/>
-          <w:sz w:val="28"/>
-          <w:szCs w:val="28"/>
-          <w:lang w:val="ru-RU"/>
-        </w:rPr>
-      </w:pPr>
-      <w:r>
-        <w:rPr>
-          <w:rFonts w:ascii="Times New Roman" w:eastAsia="Times New Roman" w:hAnsi="Times New Roman" w:cs="Times New Roman"/>
-          <w:color w:val="000000"/>
-          <w:sz w:val="28"/>
-          <w:szCs w:val="28"/>
-          <w:lang w:val="ru-RU"/>
-        </w:rPr>
-        <w:t>созданная в процессе установки ОС?</w:t>
-      </w:r>
-    </w:p>
-    <w:p>
-      <w:pPr>
-        <w:spacing w:after="0" w:line="240" w:lineRule="auto"/>
-        <w:rPr>
-          <w:rFonts w:ascii="Times New Roman" w:eastAsia="Times New Roman" w:hAnsi="Times New Roman" w:cs="Times New Roman"/>
-          <w:color w:val="000000"/>
-          <w:sz w:val="28"/>
-          <w:szCs w:val="28"/>
-          <w:lang w:val="ru-RU"/>
-        </w:rPr>
-      </w:pPr>
-    </w:p>
-    <w:p>
-      <w:pPr>
-        <w:spacing w:after="0" w:line="240" w:lineRule="auto"/>
-        <w:rPr>
-          <w:rFonts w:ascii="Times New Roman" w:eastAsia="Times New Roman" w:hAnsi="Times New Roman" w:cs="Times New Roman"/>
-          <w:color w:val="000000"/>
-          <w:sz w:val="28"/>
-          <w:szCs w:val="28"/>
-          <w:lang w:val="ru-RU"/>
-        </w:rPr>
-      </w:pPr>
-      <w:r>
-        <w:rPr>
-          <w:rFonts w:ascii="Times New Roman" w:eastAsia="Times New Roman" w:hAnsi="Times New Roman" w:cs="Times New Roman"/>
-          <w:color w:val="000000"/>
-          <w:sz w:val="28"/>
-          <w:szCs w:val="28"/>
-          <w:lang w:val="ru-RU"/>
-        </w:rPr>
-        <w:t xml:space="preserve">Учётная запись администратора включается в группу </w:t>
+        <w:t xml:space="preserve">, которой через </w:t>
       </w:r>
       <w:proofErr w:type="spellStart"/>
       <w:r>
@@ -1977,7 +2731,7 @@
           <w:szCs w:val="28"/>
           <w:lang w:val="ru-RU"/>
         </w:rPr>
-        <w:t>astra-admin</w:t>
+        <w:t>sudo</w:t>
       </w:r>
       <w:proofErr w:type="spellEnd"/>
       <w:r>
@@ -1988,51 +2742,7 @@
           <w:szCs w:val="28"/>
           <w:lang w:val="ru-RU"/>
         </w:rPr>
-        <w:t xml:space="preserve">, которой через </w:t>
-      </w:r>
-      <w:proofErr w:type="spellStart"/>
-      <w:r>
-        <w:rPr>
-          <w:rFonts w:ascii="Times New Roman" w:eastAsia="Times New Roman" w:hAnsi="Times New Roman" w:cs="Times New Roman"/>
-          <w:color w:val="000000"/>
-          <w:sz w:val="28"/>
-          <w:szCs w:val="28"/>
-          <w:lang w:val="ru-RU"/>
-        </w:rPr>
-        <w:t>sudo</w:t>
-      </w:r>
-      <w:proofErr w:type="spellEnd"/>
-      <w:r>
-        <w:rPr>
-          <w:rFonts w:ascii="Times New Roman" w:eastAsia="Times New Roman" w:hAnsi="Times New Roman" w:cs="Times New Roman"/>
-          <w:color w:val="000000"/>
-          <w:sz w:val="28"/>
-          <w:szCs w:val="28"/>
-          <w:lang w:val="ru-RU"/>
-        </w:rPr>
-        <w:t xml:space="preserve"> делегируются права на выполнение команд от имени </w:t>
-      </w:r>
-      <w:proofErr w:type="spellStart"/>
-      <w:r>
-        <w:rPr>
-          <w:rFonts w:ascii="Times New Roman" w:eastAsia="Times New Roman" w:hAnsi="Times New Roman" w:cs="Times New Roman"/>
-          <w:color w:val="000000"/>
-          <w:sz w:val="28"/>
-          <w:szCs w:val="28"/>
-          <w:lang w:val="ru-RU"/>
-        </w:rPr>
-        <w:t>суперпользователя</w:t>
-      </w:r>
-      <w:proofErr w:type="spellEnd"/>
-      <w:r>
-        <w:rPr>
-          <w:rFonts w:ascii="Times New Roman" w:eastAsia="Times New Roman" w:hAnsi="Times New Roman" w:cs="Times New Roman"/>
-          <w:color w:val="000000"/>
-          <w:sz w:val="28"/>
-          <w:szCs w:val="28"/>
-          <w:lang w:val="ru-RU"/>
-        </w:rPr>
-        <w:t xml:space="preserve"> </w:t>
+        <w:t xml:space="preserve"> делегируются права на выполнение команд от имени суперпользователя </w:t>
       </w:r>
       <w:proofErr w:type="spellStart"/>
       <w:r>
@@ -2495,7 +3205,7 @@
 </file>
 
 <file path=word/numbering.xml><?xml version="1.0" encoding="utf-8"?>
-<w:numbering xmlns:wpc="http://schemas.microsoft.com/office/word/2010/wordprocessingCanvas" xmlns:cx="http://schemas.microsoft.com/office/drawing/2014/chartex" xmlns:mc="http://schemas.openxmlformats.org/markup-compatibility/2006" xmlns:o="urn:schemas-microsoft-com:office:office" xmlns:r="http://schemas.openxmlformats.org/officeDocument/2006/relationships" xmlns:m="http://schemas.openxmlformats.org/officeDocument/2006/math" xmlns:v="urn:schemas-microsoft-com:vml" xmlns:wp14="http://schemas.microsoft.com/office/word/2010/wordprocessingDrawing" xmlns:wp="http://schemas.openxmlformats.org/drawingml/2006/wordprocessingDrawing" xmlns:w10="urn:schemas-microsoft-com:office:word" xmlns:w="http://schemas.openxmlformats.org/wordprocessingml/2006/main" xmlns:w14="http://schemas.microsoft.com/office/word/2010/wordml" xmlns:w15="http://schemas.microsoft.com/office/word/2012/wordml" xmlns:w16se="http://schemas.microsoft.com/office/word/2015/wordml/symex" xmlns:wpg="http://schemas.microsoft.com/office/word/2010/wordprocessingGroup" xmlns:wpi="http://schemas.microsoft.com/office/word/2010/wordprocessingInk" xmlns:wne="http://schemas.microsoft.com/office/word/2006/wordml" xmlns:wps="http://schemas.microsoft.com/office/word/2010/wordprocessingShape" mc:Ignorable="w14 w15 w16se wp14">
+<w:numbering xmlns:wpc="http://schemas.microsoft.com/office/word/2010/wordprocessingCanvas" xmlns:cx="http://schemas.microsoft.com/office/drawing/2014/chartex" xmlns:cx1="http://schemas.microsoft.com/office/drawing/2015/9/8/chartex" xmlns:cx2="http://schemas.microsoft.com/office/drawing/2015/10/21/chartex" xmlns:cx3="http://schemas.microsoft.com/office/drawing/2016/5/9/chartex" xmlns:cx4="http://schemas.microsoft.com/office/drawing/2016/5/10/chartex" xmlns:cx5="http://schemas.microsoft.com/office/drawing/2016/5/11/chartex" xmlns:cx6="http://schemas.microsoft.com/office/drawing/2016/5/12/chartex" xmlns:cx7="http://schemas.microsoft.com/office/drawing/2016/5/13/chartex" xmlns:cx8="http://schemas.microsoft.com/office/drawing/2016/5/14/chartex" xmlns:mc="http://schemas.openxmlformats.org/markup-compatibility/2006" xmlns:aink="http://schemas.microsoft.com/office/drawing/2016/ink" xmlns:am3d="http://schemas.microsoft.com/office/drawing/2017/model3d" xmlns:o="urn:schemas-microsoft-com:office:office" xmlns:r="http://schemas.openxmlformats.org/officeDocument/2006/relationships" xmlns:m="http://schemas.openxmlformats.org/officeDocument/2006/math" xmlns:v="urn:schemas-microsoft-com:vml" xmlns:wp14="http://schemas.microsoft.com/office/word/2010/wordprocessingDrawing" xmlns:wp="http://schemas.openxmlformats.org/drawingml/2006/wordprocessingDrawing" xmlns:w10="urn:schemas-microsoft-com:office:word" xmlns:w="http://schemas.openxmlformats.org/wordprocessingml/2006/main" xmlns:w14="http://schemas.microsoft.com/office/word/2010/wordml" xmlns:w15="http://schemas.microsoft.com/office/word/2012/wordml" xmlns:w16cid="http://schemas.microsoft.com/office/word/2016/wordml/cid" xmlns:w16se="http://schemas.microsoft.com/office/word/2015/wordml/symex" xmlns:wpg="http://schemas.microsoft.com/office/word/2010/wordprocessingGroup" xmlns:wpi="http://schemas.microsoft.com/office/word/2010/wordprocessingInk" xmlns:wne="http://schemas.microsoft.com/office/word/2006/wordml" xmlns:wps="http://schemas.microsoft.com/office/word/2010/wordprocessingShape" mc:Ignorable="w14 w15 w16se w16cid wp14">
   <w:abstractNum w:abstractNumId="0" w15:restartNumberingAfterBreak="0">
     <w:nsid w:val="541858C6"/>
     <w:multiLevelType w:val="hybridMultilevel"/>
@@ -2592,7 +3302,7 @@
 </file>
 
 <file path=word/styles.xml><?xml version="1.0" encoding="utf-8"?>
-<w:styles xmlns:mc="http://schemas.openxmlformats.org/markup-compatibility/2006" xmlns:r="http://schemas.openxmlformats.org/officeDocument/2006/relationships" xmlns:w="http://schemas.openxmlformats.org/wordprocessingml/2006/main" xmlns:w14="http://schemas.microsoft.com/office/word/2010/wordml" xmlns:w15="http://schemas.microsoft.com/office/word/2012/wordml" xmlns:w16se="http://schemas.microsoft.com/office/word/2015/wordml/symex" mc:Ignorable="w14 w15 w16se">
+<w:styles xmlns:mc="http://schemas.openxmlformats.org/markup-compatibility/2006" xmlns:r="http://schemas.openxmlformats.org/officeDocument/2006/relationships" xmlns:w="http://schemas.openxmlformats.org/wordprocessingml/2006/main" xmlns:w14="http://schemas.microsoft.com/office/word/2010/wordml" xmlns:w15="http://schemas.microsoft.com/office/word/2012/wordml" xmlns:w16cid="http://schemas.microsoft.com/office/word/2016/wordml/cid" xmlns:w16se="http://schemas.microsoft.com/office/word/2015/wordml/symex" mc:Ignorable="w14 w15 w16se w16cid">
   <w:docDefaults>
     <w:rPrDefault>
       <w:rPr>
@@ -2608,7 +3318,7 @@
       </w:pPr>
     </w:pPrDefault>
   </w:docDefaults>
-  <w:latentStyles w:defLockedState="0" w:defUIPriority="99" w:defSemiHidden="0" w:defUnhideWhenUsed="0" w:defQFormat="0" w:count="371">
+  <w:latentStyles w:defLockedState="0" w:defUIPriority="99" w:defSemiHidden="0" w:defUnhideWhenUsed="0" w:defQFormat="0" w:count="375">
     <w:lsdException w:name="Normal" w:uiPriority="0" w:qFormat="1"/>
     <w:lsdException w:name="heading 1" w:uiPriority="9" w:qFormat="1"/>
     <w:lsdException w:name="heading 2" w:semiHidden="1" w:uiPriority="9" w:unhideWhenUsed="1" w:qFormat="1"/>
@@ -2714,7 +3424,6 @@
     <w:lsdException w:name="HTML Sample" w:semiHidden="1" w:unhideWhenUsed="1"/>
     <w:lsdException w:name="HTML Typewriter" w:semiHidden="1" w:unhideWhenUsed="1"/>
     <w:lsdException w:name="HTML Variable" w:semiHidden="1" w:unhideWhenUsed="1"/>
-    <w:lsdException w:name="Normal Table" w:semiHidden="1" w:unhideWhenUsed="1"/>
     <w:lsdException w:name="annotation subject" w:semiHidden="1" w:unhideWhenUsed="1"/>
     <w:lsdException w:name="No List" w:semiHidden="1" w:unhideWhenUsed="1"/>
     <w:lsdException w:name="Outline List 1" w:semiHidden="1" w:unhideWhenUsed="1"/>
@@ -2758,10 +3467,8 @@
     <w:lsdException w:name="Table Elegant" w:semiHidden="1" w:unhideWhenUsed="1"/>
     <w:lsdException w:name="Table Professional" w:semiHidden="1" w:unhideWhenUsed="1"/>
     <w:lsdException w:name="Table Subtle 1" w:semiHidden="1" w:unhideWhenUsed="1"/>
-    <w:lsdException w:name="Table Subtle 2" w:semiHidden="1" w:unhideWhenUsed="1"/>
     <w:lsdException w:name="Table Web 1" w:semiHidden="1" w:unhideWhenUsed="1"/>
     <w:lsdException w:name="Table Web 2" w:semiHidden="1" w:unhideWhenUsed="1"/>
-    <w:lsdException w:name="Table Web 3" w:semiHidden="1" w:unhideWhenUsed="1"/>
     <w:lsdException w:name="Balloon Text" w:semiHidden="1" w:unhideWhenUsed="1"/>
     <w:lsdException w:name="Table Grid" w:uiPriority="39"/>
     <w:lsdException w:name="Table Theme" w:semiHidden="1" w:unhideWhenUsed="1"/>
@@ -2980,6 +3687,10 @@
     <w:lsdException w:name="List Table 5 Dark Accent 6" w:uiPriority="50"/>
     <w:lsdException w:name="List Table 6 Colorful Accent 6" w:uiPriority="51"/>
     <w:lsdException w:name="List Table 7 Colorful Accent 6" w:uiPriority="52"/>
+    <w:lsdException w:name="Mention" w:semiHidden="1" w:unhideWhenUsed="1"/>
+    <w:lsdException w:name="Smart Hyperlink" w:semiHidden="1" w:unhideWhenUsed="1"/>
+    <w:lsdException w:name="Hashtag" w:semiHidden="1" w:unhideWhenUsed="1"/>
+    <w:lsdException w:name="Unresolved Mention" w:semiHidden="1" w:unhideWhenUsed="1"/>
   </w:latentStyles>
   <w:style w:type="paragraph" w:default="1" w:styleId="a">
     <w:name w:val="Normal"/>
